--- a/docs/提交材料/方案正文.docx
+++ b/docs/提交材料/方案正文.docx
@@ -1864,7 +1864,7 @@
           <w:b w:val="0"/>
           <w:sz w:val="21"/>
         </w:rPr>
-        <w:t>├─ tools.js         25 个银行工具（含风险等级与是否需二次确认）</w:t>
+        <w:t>├─ tools.js         30 个银行工具（含风险等级与是否需二次确认）</w:t>
       </w:r>
     </w:p>
     <w:p>
@@ -2346,7 +2346,7 @@
                 <w:b w:val="0"/>
                 <w:sz w:val="19"/>
               </w:rPr>
-              <w:t>264 项断言</w:t>
+              <w:t>336 项断言</w:t>
             </w:r>
           </w:p>
         </w:tc>
@@ -3583,6 +3583,191 @@
         <w:t>。</w:t>
       </w:r>
     </w:p>
+    <w:p>
+      <w:pPr>
+        <w:spacing w:before="240" w:after="120"/>
+      </w:pPr>
+      <w:r>
+        <w:rPr>
+          <w:rFonts w:ascii="微软雅黑" w:hAnsi="微软雅黑" w:eastAsia="微软雅黑"/>
+          <w:b/>
+          <w:sz w:val="26"/>
+        </w:rPr>
+        <w:t>十一、近期新增能力（对齐赛题与实测反馈）</w:t>
+      </w:r>
+    </w:p>
+    <w:p>
+      <w:pPr>
+        <w:pStyle w:val="ListNumber"/>
+      </w:pPr>
+      <w:r>
+        <w:rPr>
+          <w:rFonts w:ascii="微软雅黑" w:hAnsi="微软雅黑" w:eastAsia="微软雅黑"/>
+          <w:b/>
+          <w:sz w:val="21"/>
+        </w:rPr>
+        <w:t>IM 渠道接入</w:t>
+      </w:r>
+      <w:r>
+        <w:rPr>
+          <w:rFonts w:ascii="微软雅黑" w:hAnsi="微软雅黑" w:eastAsia="微软雅黑"/>
+          <w:b w:val="0"/>
+          <w:sz w:val="21"/>
+        </w:rPr>
+        <w:t xml:space="preserve">：新增 </w:t>
+      </w:r>
+      <w:r>
+        <w:rPr>
+          <w:rFonts w:ascii="Consolas" w:hAnsi="Consolas" w:eastAsia="微软雅黑"/>
+          <w:b w:val="0"/>
+          <w:color w:val="B42318"/>
+          <w:sz w:val="20"/>
+        </w:rPr>
+        <w:t>POST /api/im/webhook</w:t>
+      </w:r>
+      <w:r>
+        <w:rPr>
+          <w:rFonts w:ascii="微软雅黑" w:hAnsi="微软雅黑" w:eastAsia="微软雅黑"/>
+          <w:b w:val="0"/>
+          <w:sz w:val="21"/>
+        </w:rPr>
+        <w:t xml:space="preserve"> 与 IM 演示页（</w:t>
+      </w:r>
+      <w:r>
+        <w:rPr>
+          <w:rFonts w:ascii="Consolas" w:hAnsi="Consolas" w:eastAsia="微软雅黑"/>
+          <w:b w:val="0"/>
+          <w:color w:val="B42318"/>
+          <w:sz w:val="20"/>
+        </w:rPr>
+        <w:t>/im.html</w:t>
+      </w:r>
+      <w:r>
+        <w:rPr>
+          <w:rFonts w:ascii="微软雅黑" w:hAnsi="微软雅黑" w:eastAsia="微软雅黑"/>
+          <w:b w:val="0"/>
+          <w:sz w:val="21"/>
+        </w:rPr>
+        <w:t>），与 APP 主界面共用同一套 Agent 内核；文本通道只承接绿色/黄色操作，红色操作一律引导回 APP 完成人脸与短信——现场因子不能被文本替代。</w:t>
+      </w:r>
+    </w:p>
+    <w:p>
+      <w:pPr>
+        <w:pStyle w:val="ListNumber"/>
+      </w:pPr>
+      <w:r>
+        <w:rPr>
+          <w:rFonts w:ascii="微软雅黑" w:hAnsi="微软雅黑" w:eastAsia="微软雅黑"/>
+          <w:b/>
+          <w:sz w:val="21"/>
+        </w:rPr>
+        <w:t>跨场景语义对齐赛题</w:t>
+      </w:r>
+      <w:r>
+        <w:rPr>
+          <w:rFonts w:ascii="微软雅黑" w:hAnsi="微软雅黑" w:eastAsia="微软雅黑"/>
+          <w:b w:val="0"/>
+          <w:sz w:val="21"/>
+        </w:rPr>
+        <w:t>：生日安排改为"</w:t>
+      </w:r>
+      <w:r>
+        <w:rPr>
+          <w:rFonts w:ascii="微软雅黑" w:hAnsi="微软雅黑" w:eastAsia="微软雅黑"/>
+          <w:b/>
+          <w:sz w:val="21"/>
+        </w:rPr>
+        <w:t>当月锁定资金 → 生日前 2 天自动下单 → 释放剩余 → 生成提醒</w:t>
+      </w:r>
+      <w:r>
+        <w:rPr>
+          <w:rFonts w:ascii="微软雅黑" w:hAnsi="微软雅黑" w:eastAsia="微软雅黑"/>
+          <w:b w:val="0"/>
+          <w:sz w:val="21"/>
+        </w:rPr>
+        <w:t>"，锁定与下单两个阶段分离，金额全程守恒（实测 500 → 486，释放 14）。</w:t>
+      </w:r>
+    </w:p>
+    <w:p>
+      <w:pPr>
+        <w:pStyle w:val="ListNumber"/>
+      </w:pPr>
+      <w:r>
+        <w:rPr>
+          <w:rFonts w:ascii="微软雅黑" w:hAnsi="微软雅黑" w:eastAsia="微软雅黑"/>
+          <w:b/>
+          <w:sz w:val="21"/>
+        </w:rPr>
+        <w:t>回退与人工接管</w:t>
+      </w:r>
+      <w:r>
+        <w:rPr>
+          <w:rFonts w:ascii="微软雅黑" w:hAnsi="微软雅黑" w:eastAsia="微软雅黑"/>
+          <w:b w:val="0"/>
+          <w:sz w:val="21"/>
+        </w:rPr>
+        <w:t>：新增「回退上一步」（覆盖转账/取消订阅/冻结卡片/额度限额调整/锁定资金五类反向恢复）与「转人工接管」（生成工单，接管期间 Agent 暂停自动执行资金类操作）。</w:t>
+      </w:r>
+    </w:p>
+    <w:p>
+      <w:pPr>
+        <w:pStyle w:val="ListNumber"/>
+      </w:pPr>
+      <w:r>
+        <w:rPr>
+          <w:rFonts w:ascii="微软雅黑" w:hAnsi="微软雅黑" w:eastAsia="微软雅黑"/>
+          <w:b/>
+          <w:sz w:val="21"/>
+        </w:rPr>
+        <w:t>任务 DAG 拆解</w:t>
+      </w:r>
+      <w:r>
+        <w:rPr>
+          <w:rFonts w:ascii="微软雅黑" w:hAnsi="微软雅黑" w:eastAsia="微软雅黑"/>
+          <w:b w:val="0"/>
+          <w:sz w:val="21"/>
+        </w:rPr>
+        <w:t>：复杂请求拆为带依赖的子任务并按拓扑波次执行，界面展示依赖关系（如"第 1 波并行：账单分析 ‖ 异常识别"）。</w:t>
+      </w:r>
+    </w:p>
+    <w:p>
+      <w:pPr>
+        <w:pStyle w:val="ListNumber"/>
+      </w:pPr>
+      <w:r>
+        <w:rPr>
+          <w:rFonts w:ascii="微软雅黑" w:hAnsi="微软雅黑" w:eastAsia="微软雅黑"/>
+          <w:b/>
+          <w:sz w:val="21"/>
+        </w:rPr>
+        <w:t>路由审计工具</w:t>
+      </w:r>
+      <w:r>
+        <w:rPr>
+          <w:rFonts w:ascii="微软雅黑" w:hAnsi="微软雅黑" w:eastAsia="微软雅黑"/>
+          <w:b w:val="0"/>
+          <w:sz w:val="21"/>
+        </w:rPr>
+        <w:t xml:space="preserve">：新增 </w:t>
+      </w:r>
+      <w:r>
+        <w:rPr>
+          <w:rFonts w:ascii="Consolas" w:hAnsi="Consolas" w:eastAsia="微软雅黑"/>
+          <w:b w:val="0"/>
+          <w:color w:val="B42318"/>
+          <w:sz w:val="20"/>
+        </w:rPr>
+        <w:t>npm run audit</w:t>
+      </w:r>
+      <w:r>
+        <w:rPr>
+          <w:rFonts w:ascii="微软雅黑" w:hAnsi="微软雅黑" w:eastAsia="微软雅黑"/>
+          <w:b w:val="0"/>
+          <w:sz w:val="21"/>
+        </w:rPr>
+        <w:t>，用 50+ 句真实说法（含现场演示台词）逐条验证意图路由，防止"一句话被错误意图抢走"。</w:t>
+      </w:r>
+    </w:p>
     <w:sectPr>
       <w:pgSz w:w="12240" w:h="15840"/>
       <w:pgMar w:top="1134" w:right="1361" w:bottom="1134" w:left="1361" w:header="720" w:footer="720" w:gutter="0"/>
